--- a/XAI3.docx
+++ b/XAI3.docx
@@ -11,7 +11,7 @@
           <w:b/>
           <w:sz w:val="40"/>
         </w:rPr>
-        <w:t>XAI: Model-agnostic Methods</w:t>
+        <w:t>XAI3: Model-agnostic Methods</w:t>
       </w:r>
     </w:p>
     <w:p>
@@ -76,17 +76,23 @@
     </w:p>
     <w:p>
       <w:r>
-        <w:t>This report applies model-agnostic explainability methods based on Partial Dependence Plots (PDP). PDPs are used to analyse the average marginal effect of a feature on the prediction of a trained model, while the rest of the variables are averaged over the dataset.</w:t>
+        <w:t xml:space="preserve">In this report we apply model-agnostic explainability methods based on Partial Dependence Plots (PDP). PDPs are used to </w:t>
+      </w:r>
+      <w:r>
+        <w:t>analyze</w:t>
+      </w:r>
+      <w:r>
+        <w:t xml:space="preserve"> the average marginal effect of a feature on the prediction of a trained model, while the rest of the variables are averaged over the dataset.</w:t>
       </w:r>
     </w:p>
     <w:p>
       <w:r>
-        <w:t>Two regression problems are studied. First, a Random Forest model is trained to predict the number of bike rentals using temporal and weather-related variables. Secondly, another Random Forest model is trained to predict house prices using structural characteristics of each house.</w:t>
+        <w:t>Two regression problems are studied. First, we trained a Random Forest model to predict the number of bike rentals using temporal and weather-related variables. Secondly, another Random Forest model is trained to predict house prices using structural characteristics of each house.</w:t>
       </w:r>
     </w:p>
     <w:p>
       <w:r>
-        <w:t>The objective is not only to obtain predictions, but also to interpret what the model has learned from the data and whether the relationships between the variables and the target values are reasonable.</w:t>
+        <w:t>Our objective is not only to obtain predictions, but also to interpret what the model has learned from the data and whether the relationships between the variables and the target values are reasonable.</w:t>
       </w:r>
     </w:p>
     <w:p>
@@ -107,40 +113,121 @@
     </w:p>
     <w:p>
       <w:r>
-        <w:t xml:space="preserve">The analysis was carried out in R using the packages randomForest, pdp, ggplot2 and dplyr. The complete code is contained in the XAI3.Rmd file. The plots included in this report correspond to the outputs </w:t>
-      </w:r>
-      <w:r>
-        <w:t>we obtained</w:t>
-      </w:r>
-      <w:r>
-        <w:t xml:space="preserve"> from that R Markdown analysis.</w:t>
+        <w:t xml:space="preserve">The analysis was carried out in R using the packages </w:t>
+      </w:r>
+      <w:proofErr w:type="spellStart"/>
+      <w:r>
+        <w:t>randomForest</w:t>
+      </w:r>
+      <w:proofErr w:type="spellEnd"/>
+      <w:r>
+        <w:t xml:space="preserve">, </w:t>
+      </w:r>
+      <w:proofErr w:type="spellStart"/>
+      <w:r>
+        <w:t>pdp</w:t>
+      </w:r>
+      <w:proofErr w:type="spellEnd"/>
+      <w:r>
+        <w:t xml:space="preserve">, ggplot2 and </w:t>
+      </w:r>
+      <w:proofErr w:type="spellStart"/>
+      <w:r>
+        <w:t>dplyr</w:t>
+      </w:r>
+      <w:proofErr w:type="spellEnd"/>
+      <w:r>
+        <w:t>. The plots included in this report correspond to the outputs we obtained from the R Markdown analysis.</w:t>
       </w:r>
     </w:p>
     <w:p>
       <w:r>
-        <w:t>For the bike rental problem, the variable days_since_2011 was created from the original date column. The Random Forest model was trained using days_since_2011, temp, hum and windspeed as predictors of cnt.</w:t>
+        <w:t xml:space="preserve">For the bike rental problem, we created the variable </w:t>
+      </w:r>
+      <w:r>
+        <w:rPr>
+          <w:i/>
+          <w:iCs/>
+        </w:rPr>
+        <w:t>days_since_2011</w:t>
+      </w:r>
+      <w:r>
+        <w:t xml:space="preserve"> from the original date column. We trained the Random Forest model was using </w:t>
+      </w:r>
+      <w:r>
+        <w:rPr>
+          <w:i/>
+          <w:iCs/>
+        </w:rPr>
+        <w:t>days_since_2011</w:t>
+      </w:r>
+      <w:r>
+        <w:t xml:space="preserve">, temp, hum and windspeed as predictors of </w:t>
+      </w:r>
+      <w:proofErr w:type="spellStart"/>
+      <w:r>
+        <w:t>cnt</w:t>
+      </w:r>
+      <w:proofErr w:type="spellEnd"/>
+      <w:r>
+        <w:t>.</w:t>
       </w:r>
     </w:p>
     <w:p>
       <w:r>
-        <w:t xml:space="preserve">For the two-dimensional PDP, </w:t>
-      </w:r>
-      <w:r>
-        <w:t xml:space="preserve">we used </w:t>
-      </w:r>
-      <w:r>
-        <w:t>a random sample of 500 observations before generating the partial dependence surface, as required in the exercise due to the computational size of the process.</w:t>
+        <w:t>For the two-dimensional PDP, we used a random sample of 500 observations before generating the partial dependence surface, as required in the exercise due to the computational size of the process.</w:t>
       </w:r>
     </w:p>
     <w:p>
       <w:r>
-        <w:t xml:space="preserve">For the house price problem, </w:t>
-      </w:r>
-      <w:r>
-        <w:t xml:space="preserve">we trained </w:t>
-      </w:r>
-      <w:r>
-        <w:t>the Random Forest model with bedrooms, bathrooms, sqft_living, sqft_lot, floors and yr_built. A random sample of 500 observations was also used when generating the house PDPs.</w:t>
+        <w:t xml:space="preserve">For the house price problem, we trained the Random Forest model with bedrooms, bathrooms, </w:t>
+      </w:r>
+      <w:proofErr w:type="spellStart"/>
+      <w:r>
+        <w:rPr>
+          <w:i/>
+          <w:iCs/>
+        </w:rPr>
+        <w:t>sqft_living</w:t>
+      </w:r>
+      <w:proofErr w:type="spellEnd"/>
+      <w:r>
+        <w:rPr>
+          <w:i/>
+          <w:iCs/>
+        </w:rPr>
+        <w:t xml:space="preserve">, </w:t>
+      </w:r>
+      <w:proofErr w:type="spellStart"/>
+      <w:r>
+        <w:rPr>
+          <w:i/>
+          <w:iCs/>
+        </w:rPr>
+        <w:t>sqft_lot</w:t>
+      </w:r>
+      <w:proofErr w:type="spellEnd"/>
+      <w:r>
+        <w:rPr>
+          <w:i/>
+          <w:iCs/>
+        </w:rPr>
+        <w:t>, floors</w:t>
+      </w:r>
+      <w:r>
+        <w:t xml:space="preserve"> and </w:t>
+      </w:r>
+      <w:proofErr w:type="spellStart"/>
+      <w:r>
+        <w:rPr>
+          <w:i/>
+          <w:iCs/>
+        </w:rPr>
+        <w:t>yr_built</w:t>
+      </w:r>
+      <w:proofErr w:type="spellEnd"/>
+      <w:r>
+        <w:t>. A random sample of 500 observations was also used when generating the house PDPs.</w:t>
       </w:r>
     </w:p>
     <w:p>
@@ -148,16 +235,30 @@
         <w:t xml:space="preserve">The code also uses </w:t>
       </w:r>
       <w:proofErr w:type="spellStart"/>
-      <w:proofErr w:type="gramStart"/>
-      <w:r>
+      <w:r>
+        <w:rPr>
+          <w:i/>
+          <w:iCs/>
+        </w:rPr>
         <w:t>set.seed</w:t>
       </w:r>
       <w:proofErr w:type="spellEnd"/>
-      <w:proofErr w:type="gramEnd"/>
-      <w:r>
-        <w:t>(123), which makes the sampling and model generation more reproducible.</w:t>
+      <w:r>
+        <w:rPr>
+          <w:i/>
+          <w:iCs/>
+        </w:rPr>
+        <w:t>(123)</w:t>
+      </w:r>
+      <w:r>
+        <w:t>, which makes the sampling and model generation more reproducible.</w:t>
       </w:r>
     </w:p>
+    <w:p/>
+    <w:p/>
+    <w:p/>
+    <w:p/>
+    <w:p/>
     <w:p>
       <w:pPr>
         <w:pStyle w:val="Ttulo1"/>
@@ -171,12 +272,21 @@
           <w:b w:val="0"/>
           <w:bCs w:val="0"/>
         </w:rPr>
-        <w:t>1. One-dimensional Partial Dependence Plot</w:t>
+        <w:lastRenderedPageBreak/>
+        <w:t>1.One-dimensional Partial Dependence Plot</w:t>
       </w:r>
     </w:p>
     <w:p>
       <w:r>
-        <w:t>The one-dimensional PDPs allow us to analyse how each explanatory variable influences the predicted number of bike rentals while keeping the rest of the variables averaged.</w:t>
+        <w:t xml:space="preserve">The one-dimensional PDPs allow us to </w:t>
+      </w:r>
+      <w:proofErr w:type="spellStart"/>
+      <w:r>
+        <w:t>analyse</w:t>
+      </w:r>
+      <w:proofErr w:type="spellEnd"/>
+      <w:r>
+        <w:t xml:space="preserve"> how each explanatory variable influences the predicted number of bike rentals while keeping the rest of the variables averaged.</w:t>
       </w:r>
     </w:p>
     <w:p>
@@ -184,9 +294,11 @@
         <w:jc w:val="center"/>
       </w:pPr>
       <w:r>
-        <w:lastRenderedPageBreak/>
+        <w:rPr>
+          <w:noProof/>
+        </w:rPr>
         <w:drawing>
-          <wp:inline distT="0" distB="0" distL="0" distR="0" wp14:anchorId="15C497D3" wp14:editId="32013FDD">
+          <wp:inline distT="0" distB="0" distL="0" distR="0" wp14:anchorId="37F9B9A6" wp14:editId="0253D932">
             <wp:extent cx="6159817" cy="3473629"/>
             <wp:effectExtent l="0" t="0" r="0" b="0"/>
             <wp:docPr id="2071671808" name="Imagen 1"/>
@@ -238,8 +350,11 @@
         <w:jc w:val="center"/>
       </w:pPr>
       <w:r>
+        <w:rPr>
+          <w:noProof/>
+        </w:rPr>
         <w:drawing>
-          <wp:inline distT="0" distB="0" distL="0" distR="0" wp14:anchorId="5B5EB074" wp14:editId="3DD307FC">
+          <wp:inline distT="0" distB="0" distL="0" distR="0" wp14:anchorId="65BFF601" wp14:editId="104D6FF7">
             <wp:extent cx="6217920" cy="3541395"/>
             <wp:effectExtent l="0" t="0" r="0" b="1905"/>
             <wp:docPr id="1377883426" name="Imagen 1"/>
@@ -291,9 +406,12 @@
         <w:jc w:val="center"/>
       </w:pPr>
       <w:r>
+        <w:rPr>
+          <w:noProof/>
+        </w:rPr>
         <w:lastRenderedPageBreak/>
         <w:drawing>
-          <wp:inline distT="0" distB="0" distL="0" distR="0" wp14:anchorId="4EBB8BCB" wp14:editId="0BEEBA40">
+          <wp:inline distT="0" distB="0" distL="0" distR="0" wp14:anchorId="05CD1AEB" wp14:editId="288E6816">
             <wp:extent cx="6159817" cy="3467278"/>
             <wp:effectExtent l="0" t="0" r="0" b="0"/>
             <wp:docPr id="473362571" name="Imagen 1"/>
@@ -345,8 +463,11 @@
         <w:jc w:val="center"/>
       </w:pPr>
       <w:r>
+        <w:rPr>
+          <w:noProof/>
+        </w:rPr>
         <w:drawing>
-          <wp:inline distT="0" distB="0" distL="0" distR="0" wp14:anchorId="29299234" wp14:editId="3ADAA3B7">
+          <wp:inline distT="0" distB="0" distL="0" distR="0" wp14:anchorId="7A3BEF1A" wp14:editId="6850B3DA">
             <wp:extent cx="6191568" cy="3467278"/>
             <wp:effectExtent l="0" t="0" r="0" b="0"/>
             <wp:docPr id="1646658019" name="Imagen 1"/>
@@ -401,6 +522,15 @@
           <w:bCs w:val="0"/>
         </w:rPr>
       </w:pPr>
+    </w:p>
+    <w:p>
+      <w:pPr>
+        <w:pStyle w:val="Ttulo2"/>
+        <w:rPr>
+          <w:b w:val="0"/>
+          <w:bCs w:val="0"/>
+        </w:rPr>
+      </w:pPr>
       <w:r>
         <w:rPr>
           <w:b w:val="0"/>
@@ -411,11 +541,17 @@
     </w:p>
     <w:p>
       <w:r>
-        <w:t xml:space="preserve">The plot for days_since_2011 shows a clear increasing trend. At the beginning of the period, the predicted number of rentals is around 2,700-3,000, while later in the series it rises above 5,000. This </w:t>
-      </w:r>
-      <w:r>
-        <w:lastRenderedPageBreak/>
-        <w:t>indicates that the bike sharing system became progressively more popular over time. The model captures a strong temporal trend, with a particularly sharp increase after approximately day 430.</w:t>
+        <w:t xml:space="preserve">The plot for </w:t>
+      </w:r>
+      <w:r>
+        <w:rPr>
+          <w:i/>
+          <w:iCs/>
+        </w:rPr>
+        <w:t>days_since_2011</w:t>
+      </w:r>
+      <w:r>
+        <w:t xml:space="preserve"> shows a clear increasing trend. At the beginning of the period, the predicted number of rentals is around 2,700-3,000, while later in the series it rises above 5,000. This indicates that the bike sharing system became progressively more popular over time. The model captures a strong temporal trend, with a particularly sharp increase after approximately day 430.</w:t>
       </w:r>
     </w:p>
     <w:p>
@@ -464,8 +600,12 @@
         <w:jc w:val="center"/>
       </w:pPr>
       <w:r>
+        <w:rPr>
+          <w:noProof/>
+        </w:rPr>
+        <w:lastRenderedPageBreak/>
         <w:drawing>
-          <wp:inline distT="0" distB="0" distL="0" distR="0" wp14:anchorId="245F7B85" wp14:editId="7E1264CB">
+          <wp:inline distT="0" distB="0" distL="0" distR="0" wp14:anchorId="7B109253" wp14:editId="45CA7C14">
             <wp:extent cx="6064562" cy="3816546"/>
             <wp:effectExtent l="0" t="0" r="0" b="0"/>
             <wp:docPr id="148974352" name="Imagen 1"/>
@@ -509,7 +649,6 @@
         <w:rPr>
           <w:i/>
         </w:rPr>
-        <w:lastRenderedPageBreak/>
         <w:t>Figure 5. Two-dimensional partial dependence plot for temperature and humidity.</w:t>
       </w:r>
     </w:p>
@@ -541,7 +680,23 @@
     </w:p>
     <w:p>
       <w:r>
-        <w:t>However, the positive effect of temperature is reduced when humidity becomes very high. Even at favourable temperatures, high humidity lowers the predicted number of rentals. Therefore, warm and dry or moderately humid days are more favourable for bike usage than warm but very humid days.</w:t>
+        <w:t xml:space="preserve">However, the positive effect of temperature is reduced when humidity becomes very high. Even at </w:t>
+      </w:r>
+      <w:proofErr w:type="spellStart"/>
+      <w:r>
+        <w:t>favourable</w:t>
+      </w:r>
+      <w:proofErr w:type="spellEnd"/>
+      <w:r>
+        <w:t xml:space="preserve"> temperatures, high humidity lowers the predicted number of rentals. Therefore, warm and dry or moderately humid days are more </w:t>
+      </w:r>
+      <w:proofErr w:type="spellStart"/>
+      <w:r>
+        <w:t>favourable</w:t>
+      </w:r>
+      <w:proofErr w:type="spellEnd"/>
+      <w:r>
+        <w:t xml:space="preserve"> for bike usage than warm but very humid days.</w:t>
       </w:r>
     </w:p>
     <w:p>
@@ -567,7 +722,88 @@
     </w:p>
     <w:p>
       <w:r>
-        <w:t>The same PDP methodology was applied to the house price dataset. The Random Forest model predicts price using bedrooms, bathrooms, sqft_living, sqft_lot, floors and yr_built. The variables interpreted in this section are bedrooms, bathrooms, sqft_living and floors.</w:t>
+        <w:t xml:space="preserve">The same PDP methodology was applied to the house price dataset. The Random Forest model predicts price using </w:t>
+      </w:r>
+      <w:r>
+        <w:rPr>
+          <w:i/>
+          <w:iCs/>
+        </w:rPr>
+        <w:t xml:space="preserve">bedrooms, bathrooms, </w:t>
+      </w:r>
+      <w:proofErr w:type="spellStart"/>
+      <w:r>
+        <w:rPr>
+          <w:i/>
+          <w:iCs/>
+        </w:rPr>
+        <w:t>sqft_living</w:t>
+      </w:r>
+      <w:proofErr w:type="spellEnd"/>
+      <w:r>
+        <w:rPr>
+          <w:i/>
+          <w:iCs/>
+        </w:rPr>
+        <w:t xml:space="preserve">, </w:t>
+      </w:r>
+      <w:proofErr w:type="spellStart"/>
+      <w:r>
+        <w:rPr>
+          <w:i/>
+          <w:iCs/>
+        </w:rPr>
+        <w:t>sqft_lot</w:t>
+      </w:r>
+      <w:proofErr w:type="spellEnd"/>
+      <w:r>
+        <w:rPr>
+          <w:i/>
+          <w:iCs/>
+        </w:rPr>
+        <w:t xml:space="preserve">, floors and </w:t>
+      </w:r>
+      <w:proofErr w:type="spellStart"/>
+      <w:r>
+        <w:rPr>
+          <w:i/>
+          <w:iCs/>
+        </w:rPr>
+        <w:t>yr_built</w:t>
+      </w:r>
+      <w:proofErr w:type="spellEnd"/>
+      <w:r>
+        <w:rPr>
+          <w:i/>
+          <w:iCs/>
+        </w:rPr>
+        <w:t xml:space="preserve">. </w:t>
+      </w:r>
+      <w:r>
+        <w:t xml:space="preserve">The variables interpreted in this section are </w:t>
+      </w:r>
+      <w:r>
+        <w:rPr>
+          <w:i/>
+          <w:iCs/>
+        </w:rPr>
+        <w:t xml:space="preserve">bedrooms, bathrooms, </w:t>
+      </w:r>
+      <w:proofErr w:type="spellStart"/>
+      <w:r>
+        <w:rPr>
+          <w:i/>
+          <w:iCs/>
+        </w:rPr>
+        <w:t>sqft_living</w:t>
+      </w:r>
+      <w:proofErr w:type="spellEnd"/>
+      <w:r>
+        <w:rPr>
+          <w:i/>
+          <w:iCs/>
+        </w:rPr>
+        <w:t xml:space="preserve"> and floors.</w:t>
       </w:r>
     </w:p>
     <w:p>
@@ -575,8 +811,12 @@
         <w:jc w:val="center"/>
       </w:pPr>
       <w:r>
+        <w:rPr>
+          <w:noProof/>
+        </w:rPr>
+        <w:lastRenderedPageBreak/>
         <w:drawing>
-          <wp:inline distT="0" distB="0" distL="0" distR="0" wp14:anchorId="05192658" wp14:editId="30E0C321">
+          <wp:inline distT="0" distB="0" distL="0" distR="0" wp14:anchorId="0406E3E9" wp14:editId="1762108D">
             <wp:extent cx="6007409" cy="3486329"/>
             <wp:effectExtent l="0" t="0" r="0" b="0"/>
             <wp:docPr id="1529630174" name="Imagen 1"/>
@@ -628,9 +868,11 @@
         <w:jc w:val="center"/>
       </w:pPr>
       <w:r>
-        <w:lastRenderedPageBreak/>
+        <w:rPr>
+          <w:noProof/>
+        </w:rPr>
         <w:drawing>
-          <wp:inline distT="0" distB="0" distL="0" distR="0" wp14:anchorId="7E64E026" wp14:editId="7EF80591">
+          <wp:inline distT="0" distB="0" distL="0" distR="0" wp14:anchorId="2821BFD3" wp14:editId="31C8C9E2">
             <wp:extent cx="6064562" cy="3454578"/>
             <wp:effectExtent l="0" t="0" r="0" b="0"/>
             <wp:docPr id="131776783" name="Imagen 1"/>
@@ -682,8 +924,12 @@
         <w:jc w:val="center"/>
       </w:pPr>
       <w:r>
+        <w:rPr>
+          <w:noProof/>
+        </w:rPr>
+        <w:lastRenderedPageBreak/>
         <w:drawing>
-          <wp:inline distT="0" distB="0" distL="0" distR="0" wp14:anchorId="42B2B559" wp14:editId="5CE3DF1D">
+          <wp:inline distT="0" distB="0" distL="0" distR="0" wp14:anchorId="7EF5C0D5" wp14:editId="34F3B480">
             <wp:extent cx="6064562" cy="3587934"/>
             <wp:effectExtent l="0" t="0" r="0" b="0"/>
             <wp:docPr id="564433486" name="Imagen 1"/>
@@ -735,9 +981,11 @@
         <w:jc w:val="center"/>
       </w:pPr>
       <w:r>
-        <w:lastRenderedPageBreak/>
+        <w:rPr>
+          <w:noProof/>
+        </w:rPr>
         <w:drawing>
-          <wp:inline distT="0" distB="0" distL="0" distR="0" wp14:anchorId="35DA4732" wp14:editId="11EA1F1C">
+          <wp:inline distT="0" distB="0" distL="0" distR="0" wp14:anchorId="04605591" wp14:editId="7EBF3E97">
             <wp:extent cx="6026460" cy="3511730"/>
             <wp:effectExtent l="0" t="0" r="0" b="0"/>
             <wp:docPr id="2070904" name="Imagen 1"/>
@@ -802,27 +1050,103 @@
     </w:p>
     <w:p>
       <w:r>
-        <w:t>The PDP for bedrooms shows a non-linear relationship. The predicted price increases slightly from one to two bedrooms, reaching its highest value around two bedrooms. From that point onwards, adding more bedrooms leads to a decrease in the predicted price. This suggests that a high number of bedrooms is not necessarily associated with more expensive houses once the other variables are averaged. It may reflect older constructions, less efficient layouts or properties with smaller rooms.</w:t>
+        <w:t xml:space="preserve">The PDP for bedrooms shows a non-linear relationship. The predicted price increases slightly from one to two bedrooms, reaching its highest value around two bedrooms. From that point onwards, adding </w:t>
+      </w:r>
+      <w:r>
+        <w:lastRenderedPageBreak/>
+        <w:t>more bedrooms leads to a decrease in the predicted price. This suggests that a high number of bedrooms is not necessarily associated with more expensive houses once the other variables are averaged. It may reflect older constructions, less efficient layouts or properties with smaller rooms.</w:t>
       </w:r>
     </w:p>
     <w:p>
       <w:r>
-        <w:t>The PDP for bathrooms shows a strong positive influence. As the number of bathrooms increases, the predicted house price rises steadily. The increase becomes especially visible from around three bathrooms onwards. This is intuitive because more bathrooms are usually associated with larger, more comfortable and higher-quality houses.</w:t>
+        <w:t xml:space="preserve">The PDP for </w:t>
+      </w:r>
+      <w:r>
+        <w:rPr>
+          <w:i/>
+          <w:iCs/>
+        </w:rPr>
+        <w:t>bathrooms</w:t>
+      </w:r>
+      <w:r>
+        <w:t xml:space="preserve"> shows a strong positive influence. As the number of bathrooms increases, the predicted house price rises steadily. The increase becomes especially visible from around three bathrooms onwards. This is intuitive because more bathrooms are usually associated with larger, more comfortable and higher-quality houses.</w:t>
       </w:r>
     </w:p>
     <w:p>
       <w:r>
-        <w:t>The PDP for sqft_living shows the strongest effect among the analysed variables. The predicted price increases sharply as the living area grows, moving from values below 500,000 dollars for small houses to close to two million dollars for very large houses. This indicates that usable interior space is one of the main drivers of house price in the model.</w:t>
+        <w:t xml:space="preserve">The PDP for </w:t>
+      </w:r>
+      <w:proofErr w:type="spellStart"/>
+      <w:r>
+        <w:rPr>
+          <w:i/>
+          <w:iCs/>
+        </w:rPr>
+        <w:t>sqft_living</w:t>
+      </w:r>
+      <w:proofErr w:type="spellEnd"/>
+      <w:r>
+        <w:t xml:space="preserve"> shows the strongest effect among the </w:t>
+      </w:r>
+      <w:proofErr w:type="spellStart"/>
+      <w:r>
+        <w:t>analysed</w:t>
+      </w:r>
+      <w:proofErr w:type="spellEnd"/>
+      <w:r>
+        <w:t xml:space="preserve"> variables. The predicted price increases sharply as the living area grows, moving from values below 500,000 dollars for small houses to close to two million dollars for very large houses. This indicates that usable interior space is one of the main drivers of house price in the model.</w:t>
       </w:r>
     </w:p>
     <w:p>
       <w:r>
-        <w:t>The PDP for floors shows a positive but more moderate effect. Houses with more floors tend to have higher predicted prices, especially when moving from two to three floors. After that, the curve becomes flatter, suggesting that the number of floors adds value but its effect is smaller than the effect of living area or bathrooms.</w:t>
+        <w:t xml:space="preserve">The PDP for </w:t>
+      </w:r>
+      <w:r>
+        <w:rPr>
+          <w:i/>
+          <w:iCs/>
+        </w:rPr>
+        <w:t>floors</w:t>
+      </w:r>
+      <w:r>
+        <w:t xml:space="preserve"> shows a positive but more moderate effect. Houses with more floors tend to have higher predicted prices, especially when moving from two to three floors. After that, the curve becomes flatter, suggesting that the number of floors adds value but its effect is smaller than the effect of living area or bathrooms.</w:t>
       </w:r>
     </w:p>
     <w:p>
       <w:r>
-        <w:t>In summary, the model assigns the strongest positive effect to sqft_living, followed by bathrooms. Floors have a secondary positive effect, while bedrooms show a more complex relationship that becomes negative after two bedrooms.</w:t>
+        <w:t xml:space="preserve">In summary, the model assigns the strongest positive effect to </w:t>
+      </w:r>
+      <w:proofErr w:type="spellStart"/>
+      <w:r>
+        <w:rPr>
+          <w:i/>
+          <w:iCs/>
+        </w:rPr>
+        <w:t>sqft_living</w:t>
+      </w:r>
+      <w:proofErr w:type="spellEnd"/>
+      <w:r>
+        <w:t xml:space="preserve">, followed by </w:t>
+      </w:r>
+      <w:r>
+        <w:rPr>
+          <w:i/>
+          <w:iCs/>
+        </w:rPr>
+        <w:t>bathrooms. Floors</w:t>
+      </w:r>
+      <w:r>
+        <w:t xml:space="preserve"> have a secondary positive effect, while </w:t>
+      </w:r>
+      <w:r>
+        <w:rPr>
+          <w:i/>
+          <w:iCs/>
+        </w:rPr>
+        <w:t>bedrooms</w:t>
+      </w:r>
+      <w:r>
+        <w:t xml:space="preserve"> show a more complex relationship that becomes negative after two bedrooms.</w:t>
       </w:r>
     </w:p>
     <w:p>
@@ -838,7 +1162,6 @@
           <w:b w:val="0"/>
           <w:bCs w:val="0"/>
         </w:rPr>
-        <w:lastRenderedPageBreak/>
         <w:t>Conclusion</w:t>
       </w:r>
     </w:p>
@@ -859,12 +1182,133 @@
     </w:p>
     <w:p>
       <w:r>
-        <w:t>Overall, the use of PDPs makes the Random Forest predictions more interpretable and helps connect the model behaviour with realistic explanations of bike rental demand and house pricing.</w:t>
+        <w:t xml:space="preserve">Overall, the use of PDPs makes the Random Forest predictions more interpretable and helps connect the model </w:t>
+      </w:r>
+      <w:proofErr w:type="spellStart"/>
+      <w:r>
+        <w:t>behaviour</w:t>
+      </w:r>
+      <w:proofErr w:type="spellEnd"/>
+      <w:r>
+        <w:t xml:space="preserve"> with realistic explanations of bike rental demand and house pricing.</w:t>
+      </w:r>
+    </w:p>
+    <w:p>
+      <w:pPr>
+        <w:pStyle w:val="Ttulo1"/>
+        <w:rPr>
+          <w:b w:val="0"/>
+          <w:bCs w:val="0"/>
+        </w:rPr>
+      </w:pPr>
+      <w:r>
+        <w:rPr>
+          <w:b w:val="0"/>
+          <w:bCs w:val="0"/>
+        </w:rPr>
+        <w:t>4. Version Control and Repository Submission</w:t>
+      </w:r>
+    </w:p>
+    <w:p>
+      <w:r>
+        <w:t>T</w:t>
+      </w:r>
+      <w:r>
+        <w:t>he project files were stored in a local git repository and later uploaded to GitHub</w:t>
+      </w:r>
+      <w:r>
+        <w:t>, as required.</w:t>
+      </w:r>
+    </w:p>
+    <w:p>
+      <w:r>
+        <w:t>GitHub repository link:</w:t>
+      </w:r>
+      <w:r>
+        <w:t xml:space="preserve"> </w:t>
+      </w:r>
+      <w:hyperlink r:id="rId17" w:history="1">
+        <w:r>
+          <w:rPr>
+            <w:rStyle w:val="Hipervnculo"/>
+          </w:rPr>
+          <w:t>cschtur/xai3</w:t>
+        </w:r>
+      </w:hyperlink>
+      <w:r>
+        <w:t xml:space="preserve"> (https://github.com/cschtur/xai3)</w:t>
+      </w:r>
+    </w:p>
+    <w:p>
+      <w:pPr>
+        <w:rPr>
+          <w:lang w:val="en-CA"/>
+        </w:rPr>
+      </w:pPr>
+      <w:r>
+        <w:rPr>
+          <w:lang w:val="en-CA"/>
+        </w:rPr>
+        <w:t>The repository contains</w:t>
+      </w:r>
+      <w:r>
+        <w:rPr>
+          <w:lang w:val="en-CA"/>
+        </w:rPr>
+        <w:t xml:space="preserve"> t</w:t>
+      </w:r>
+      <w:r>
+        <w:rPr>
+          <w:lang w:val="en-CA"/>
+        </w:rPr>
+        <w:t>he R Markdown file (XAI3.Rmd)</w:t>
+      </w:r>
+      <w:r>
+        <w:rPr>
+          <w:lang w:val="en-CA"/>
+        </w:rPr>
+        <w:t>, t</w:t>
+      </w:r>
+      <w:r>
+        <w:rPr>
+          <w:lang w:val="en-CA"/>
+        </w:rPr>
+        <w:t>he generated report in Word</w:t>
+      </w:r>
+      <w:r>
+        <w:rPr>
+          <w:lang w:val="en-CA"/>
+        </w:rPr>
+        <w:t xml:space="preserve"> </w:t>
+      </w:r>
+      <w:r>
+        <w:rPr>
+          <w:lang w:val="en-CA"/>
+        </w:rPr>
+        <w:t>format</w:t>
+      </w:r>
+      <w:r>
+        <w:rPr>
+          <w:lang w:val="en-CA"/>
+        </w:rPr>
+        <w:t>, the instructions and th</w:t>
+      </w:r>
+      <w:r>
+        <w:rPr>
+          <w:lang w:val="en-CA"/>
+        </w:rPr>
+        <w:t>e datasets used in the analysis</w:t>
+      </w:r>
+      <w:r>
+        <w:rPr>
+          <w:lang w:val="en-CA"/>
+        </w:rPr>
+        <w:t>.</w:t>
       </w:r>
     </w:p>
     <w:p/>
     <w:sectPr>
-      <w:footerReference w:type="default" r:id="rId17"/>
+      <w:footerReference w:type="default" r:id="rId18"/>
       <w:pgSz w:w="12240" w:h="15840"/>
       <w:pgMar w:top="1080" w:right="1224" w:bottom="1080" w:left="1224" w:header="720" w:footer="720" w:gutter="0"/>
       <w:cols w:space="720"/>
@@ -12523,6 +12967,17 @@
       </w:tcPr>
     </w:tblStylePr>
   </w:style>
+  <w:style w:type="character" w:styleId="Hipervnculo">
+    <w:name w:val="Hyperlink"/>
+    <w:basedOn w:val="Fuentedeprrafopredeter"/>
+    <w:uiPriority w:val="99"/>
+    <w:unhideWhenUsed/>
+    <w:rsid w:val="000F7F4B"/>
+    <w:rPr>
+      <w:color w:val="0000FF" w:themeColor="hyperlink"/>
+      <w:u w:val="single"/>
+    </w:rPr>
+  </w:style>
 </w:styles>
 </file>
 
